--- a/Meeting/Khoi 7/Tuan 10 - Hop khoi 7/Các tồn đọng và hạn chế trong thời gian qua.docx
+++ b/Meeting/Khoi 7/Tuan 10 - Hop khoi 7/Các tồn đọng và hạn chế trong thời gian qua.docx
@@ -96,6 +96,16 @@
         </w:tabs>
       </w:pPr>
       <w:r>
+        <w:t>5) Giáo viên trình bày bảng chưa hợp lý: không dùng thước kẻ khi vẽ hình, không chia bố cục bảng, không sử dụng phấn màu… (7.1B LH, 7.3B, 7C2 HĐ</w:t>
+      </w:r>
+    </w:p>
+    <w:p>
+      <w:pPr>
+        <w:tabs>
+          <w:tab w:val="left" w:pos="1701"/>
+        </w:tabs>
+      </w:pPr>
+      <w:r>
         <w:t>*Tác phong và Kỷ luật vận hành:</w:t>
       </w:r>
     </w:p>
@@ -115,7 +125,28 @@
         <w:t xml:space="preserve">Trang phục và thẻ tên: Giáo viên chưa đeo thẻ </w:t>
       </w:r>
       <w:r>
-        <w:t>tên khi giảng dạy (7.1C, 7.4B, …)</w:t>
+        <w:t>tên khi giảng dạy (7.1C</w:t>
+      </w:r>
+      <w:r>
+        <w:t xml:space="preserve"> LH</w:t>
+      </w:r>
+      <w:r>
+        <w:t>, 7.4B</w:t>
+      </w:r>
+      <w:r>
+        <w:t xml:space="preserve"> LH</w:t>
+      </w:r>
+      <w:r>
+        <w:t>,</w:t>
+      </w:r>
+      <w:r>
+        <w:t xml:space="preserve"> 7B1 LB</w:t>
+      </w:r>
+      <w:r>
+        <w:t>, 7B1 XL</w:t>
+      </w:r>
+      <w:r>
+        <w:t xml:space="preserve"> …)</w:t>
       </w:r>
     </w:p>
     <w:p>
